--- a/Docs/Visão de Comportamento/Visão de Comportamento Find Collectors Vrs 1.0.docx
+++ b/Docs/Visão de Comportamento/Visão de Comportamento Find Collectors Vrs 1.0.docx
@@ -1,6 +1,6 @@
 
 <file path=word/document.xml><?xml version="1.0" encoding="utf-8"?>
-<w:document xmlns:wpc="http://schemas.microsoft.com/office/word/2010/wordprocessingCanvas" xmlns:mc="http://schemas.openxmlformats.org/markup-compatibility/2006" xmlns:o="urn:schemas-microsoft-com:office:office" xmlns:r="http://schemas.openxmlformats.org/officeDocument/2006/relationships" xmlns:m="http://schemas.openxmlformats.org/officeDocument/2006/math" xmlns:v="urn:schemas-microsoft-com:vml" xmlns:wp14="http://schemas.microsoft.com/office/word/2010/wordprocessingDrawing" xmlns:wp="http://schemas.openxmlformats.org/drawingml/2006/wordprocessingDrawing" xmlns:w10="urn:schemas-microsoft-com:office:word" xmlns:w="http://schemas.openxmlformats.org/wordprocessingml/2006/main" xmlns:w14="http://schemas.microsoft.com/office/word/2010/wordml" xmlns:w15="http://schemas.microsoft.com/office/word/2012/wordml" xmlns:wpg="http://schemas.microsoft.com/office/word/2010/wordprocessingGroup" xmlns:wpi="http://schemas.microsoft.com/office/word/2010/wordprocessingInk" xmlns:wne="http://schemas.microsoft.com/office/word/2006/wordml" xmlns:wps="http://schemas.microsoft.com/office/word/2010/wordprocessingShape" mc:Ignorable="w14 w15 wp14">
+<w:document xmlns:wpc="http://schemas.microsoft.com/office/word/2010/wordprocessingCanvas" xmlns:cx="http://schemas.microsoft.com/office/drawing/2014/chartex" xmlns:cx1="http://schemas.microsoft.com/office/drawing/2015/9/8/chartex" xmlns:cx2="http://schemas.microsoft.com/office/drawing/2015/10/21/chartex" xmlns:cx3="http://schemas.microsoft.com/office/drawing/2016/5/9/chartex" xmlns:cx4="http://schemas.microsoft.com/office/drawing/2016/5/10/chartex" xmlns:cx5="http://schemas.microsoft.com/office/drawing/2016/5/11/chartex" xmlns:cx6="http://schemas.microsoft.com/office/drawing/2016/5/12/chartex" xmlns:cx7="http://schemas.microsoft.com/office/drawing/2016/5/13/chartex" xmlns:cx8="http://schemas.microsoft.com/office/drawing/2016/5/14/chartex" xmlns:mc="http://schemas.openxmlformats.org/markup-compatibility/2006" xmlns:aink="http://schemas.microsoft.com/office/drawing/2016/ink" xmlns:am3d="http://schemas.microsoft.com/office/drawing/2017/model3d" xmlns:o="urn:schemas-microsoft-com:office:office" xmlns:r="http://schemas.openxmlformats.org/officeDocument/2006/relationships" xmlns:m="http://schemas.openxmlformats.org/officeDocument/2006/math" xmlns:v="urn:schemas-microsoft-com:vml" xmlns:wp14="http://schemas.microsoft.com/office/word/2010/wordprocessingDrawing" xmlns:wp="http://schemas.openxmlformats.org/drawingml/2006/wordprocessingDrawing" xmlns:w10="urn:schemas-microsoft-com:office:word" xmlns:w="http://schemas.openxmlformats.org/wordprocessingml/2006/main" xmlns:w14="http://schemas.microsoft.com/office/word/2010/wordml" xmlns:w15="http://schemas.microsoft.com/office/word/2012/wordml" xmlns:w16cex="http://schemas.microsoft.com/office/word/2018/wordml/cex" xmlns:w16cid="http://schemas.microsoft.com/office/word/2016/wordml/cid" xmlns:w16="http://schemas.microsoft.com/office/word/2018/wordml" xmlns:w16sdtdh="http://schemas.microsoft.com/office/word/2020/wordml/sdtdatahash" xmlns:w16se="http://schemas.microsoft.com/office/word/2015/wordml/symex" xmlns:wpg="http://schemas.microsoft.com/office/word/2010/wordprocessingGroup" xmlns:wpi="http://schemas.microsoft.com/office/word/2010/wordprocessingInk" xmlns:wne="http://schemas.microsoft.com/office/word/2006/wordml" xmlns:wps="http://schemas.microsoft.com/office/word/2010/wordprocessingShape" mc:Ignorable="w14 w15 w16se w16cid w16 w16cex w16sdtdh wp14">
   <w:body>
     <w:p>
       <w:pPr>
@@ -74,7 +74,7 @@
         <w:pStyle w:val="Ttulo1"/>
       </w:pPr>
       <w:r>
-        <w:t>Nome do projeto</w:t>
+        <w:t>FIND COLLECTORS</w:t>
       </w:r>
     </w:p>
     <w:p>
@@ -85,10 +85,7 @@
         <w:t xml:space="preserve">Caso de Uso </w:t>
       </w:r>
       <w:r>
-        <w:t>NOME</w:t>
-      </w:r>
-      <w:r>
-        <w:t xml:space="preserve"> </w:t>
+        <w:t>Manter Ponto de coleta</w:t>
       </w:r>
     </w:p>
     <w:p/>
@@ -152,6 +149,13 @@
                 <w:szCs w:val="22"/>
               </w:rPr>
             </w:pPr>
+            <w:r>
+              <w:rPr>
+                <w:sz w:val="22"/>
+                <w:szCs w:val="22"/>
+              </w:rPr>
+              <w:t>Manter ponto de coleta</w:t>
+            </w:r>
           </w:p>
         </w:tc>
       </w:tr>
@@ -204,6 +208,13 @@
                 <w:szCs w:val="22"/>
               </w:rPr>
             </w:pPr>
+            <w:r>
+              <w:rPr>
+                <w:sz w:val="22"/>
+                <w:szCs w:val="22"/>
+              </w:rPr>
+              <w:t>Principal</w:t>
+            </w:r>
           </w:p>
         </w:tc>
       </w:tr>
@@ -256,6 +267,13 @@
                 <w:szCs w:val="22"/>
               </w:rPr>
             </w:pPr>
+            <w:r>
+              <w:rPr>
+                <w:sz w:val="22"/>
+                <w:szCs w:val="22"/>
+              </w:rPr>
+              <w:t>Pessoa, API do Google Maps</w:t>
+            </w:r>
           </w:p>
         </w:tc>
       </w:tr>
@@ -308,6 +326,13 @@
                 <w:szCs w:val="22"/>
               </w:rPr>
             </w:pPr>
+            <w:r>
+              <w:rPr>
+                <w:sz w:val="22"/>
+                <w:szCs w:val="22"/>
+              </w:rPr>
+              <w:t>Não há</w:t>
+            </w:r>
           </w:p>
         </w:tc>
       </w:tr>
@@ -360,6 +385,13 @@
                 <w:szCs w:val="22"/>
               </w:rPr>
             </w:pPr>
+            <w:r>
+              <w:rPr>
+                <w:sz w:val="22"/>
+                <w:szCs w:val="22"/>
+              </w:rPr>
+              <w:t>Exibir no mapa da tela inicial um pino com a localização do ponto de coleta.</w:t>
+            </w:r>
           </w:p>
         </w:tc>
       </w:tr>
@@ -458,12 +490,24 @@
           </w:tcPr>
           <w:p>
             <w:pPr>
-              <w:spacing w:line="276" w:lineRule="auto"/>
-              <w:rPr>
-                <w:sz w:val="22"/>
-                <w:szCs w:val="22"/>
-              </w:rPr>
-            </w:pPr>
+              <w:pStyle w:val="PargrafodaLista"/>
+              <w:numPr>
+                <w:ilvl w:val="0"/>
+                <w:numId w:val="7"/>
+              </w:numPr>
+              <w:spacing w:line="276" w:lineRule="auto"/>
+              <w:rPr>
+                <w:sz w:val="22"/>
+                <w:szCs w:val="22"/>
+              </w:rPr>
+            </w:pPr>
+            <w:r>
+              <w:rPr>
+                <w:sz w:val="22"/>
+                <w:szCs w:val="22"/>
+              </w:rPr>
+              <w:t>Verificar se a pessoa está logada no sistema.</w:t>
+            </w:r>
           </w:p>
         </w:tc>
       </w:tr>
@@ -500,12 +544,24 @@
           </w:tcPr>
           <w:p>
             <w:pPr>
-              <w:spacing w:line="276" w:lineRule="auto"/>
-              <w:rPr>
-                <w:sz w:val="22"/>
-                <w:szCs w:val="22"/>
-              </w:rPr>
-            </w:pPr>
+              <w:pStyle w:val="PargrafodaLista"/>
+              <w:numPr>
+                <w:ilvl w:val="0"/>
+                <w:numId w:val="7"/>
+              </w:numPr>
+              <w:spacing w:line="276" w:lineRule="auto"/>
+              <w:rPr>
+                <w:sz w:val="22"/>
+                <w:szCs w:val="22"/>
+              </w:rPr>
+            </w:pPr>
+            <w:r>
+              <w:rPr>
+                <w:sz w:val="22"/>
+                <w:szCs w:val="22"/>
+              </w:rPr>
+              <w:t>Listar pontos de coletas do usuário</w:t>
+            </w:r>
           </w:p>
         </w:tc>
       </w:tr>
@@ -522,12 +578,24 @@
           </w:tcPr>
           <w:p>
             <w:pPr>
-              <w:spacing w:line="276" w:lineRule="auto"/>
-              <w:rPr>
-                <w:sz w:val="22"/>
-                <w:szCs w:val="22"/>
-              </w:rPr>
-            </w:pPr>
+              <w:pStyle w:val="PargrafodaLista"/>
+              <w:numPr>
+                <w:ilvl w:val="0"/>
+                <w:numId w:val="7"/>
+              </w:numPr>
+              <w:spacing w:line="276" w:lineRule="auto"/>
+              <w:rPr>
+                <w:sz w:val="22"/>
+                <w:szCs w:val="22"/>
+              </w:rPr>
+            </w:pPr>
+            <w:r>
+              <w:rPr>
+                <w:sz w:val="22"/>
+                <w:szCs w:val="22"/>
+              </w:rPr>
+              <w:t>Cadastrar ponto de coleta</w:t>
+            </w:r>
           </w:p>
         </w:tc>
         <w:tc>
@@ -564,12 +632,31 @@
           </w:tcPr>
           <w:p>
             <w:pPr>
-              <w:spacing w:line="276" w:lineRule="auto"/>
-              <w:rPr>
-                <w:sz w:val="22"/>
-                <w:szCs w:val="22"/>
-              </w:rPr>
-            </w:pPr>
+              <w:pStyle w:val="PargrafodaLista"/>
+              <w:numPr>
+                <w:ilvl w:val="0"/>
+                <w:numId w:val="7"/>
+              </w:numPr>
+              <w:spacing w:line="276" w:lineRule="auto"/>
+              <w:rPr>
+                <w:sz w:val="22"/>
+                <w:szCs w:val="22"/>
+              </w:rPr>
+            </w:pPr>
+            <w:r>
+              <w:rPr>
+                <w:sz w:val="22"/>
+                <w:szCs w:val="22"/>
+              </w:rPr>
+              <w:t>Preencher</w:t>
+            </w:r>
+            <w:r>
+              <w:rPr>
+                <w:sz w:val="22"/>
+                <w:szCs w:val="22"/>
+              </w:rPr>
+              <w:t xml:space="preserve"> dados</w:t>
+            </w:r>
           </w:p>
         </w:tc>
         <w:tc>
@@ -606,12 +693,24 @@
           </w:tcPr>
           <w:p>
             <w:pPr>
-              <w:spacing w:line="276" w:lineRule="auto"/>
-              <w:rPr>
-                <w:sz w:val="22"/>
-                <w:szCs w:val="22"/>
-              </w:rPr>
-            </w:pPr>
+              <w:pStyle w:val="PargrafodaLista"/>
+              <w:numPr>
+                <w:ilvl w:val="0"/>
+                <w:numId w:val="7"/>
+              </w:numPr>
+              <w:spacing w:line="276" w:lineRule="auto"/>
+              <w:rPr>
+                <w:sz w:val="22"/>
+                <w:szCs w:val="22"/>
+              </w:rPr>
+            </w:pPr>
+            <w:r>
+              <w:rPr>
+                <w:sz w:val="22"/>
+                <w:szCs w:val="22"/>
+              </w:rPr>
+              <w:t>Seleciona opção confirmar</w:t>
+            </w:r>
           </w:p>
         </w:tc>
         <w:tc>
@@ -632,6 +731,226 @@
                 <w:szCs w:val="22"/>
               </w:rPr>
             </w:pPr>
+          </w:p>
+        </w:tc>
+      </w:tr>
+      <w:tr>
+        <w:tc>
+          <w:tcPr>
+            <w:tcW w:w="5569" w:type="dxa"/>
+            <w:tcBorders>
+              <w:top w:val="single" w:sz="4" w:space="0" w:color="auto"/>
+              <w:left w:val="single" w:sz="4" w:space="0" w:color="auto"/>
+              <w:bottom w:val="single" w:sz="4" w:space="0" w:color="auto"/>
+              <w:right w:val="single" w:sz="4" w:space="0" w:color="auto"/>
+            </w:tcBorders>
+          </w:tcPr>
+          <w:p>
+            <w:pPr>
+              <w:pStyle w:val="PargrafodaLista"/>
+              <w:spacing w:line="276" w:lineRule="auto"/>
+              <w:rPr>
+                <w:sz w:val="22"/>
+                <w:szCs w:val="22"/>
+              </w:rPr>
+            </w:pPr>
+          </w:p>
+        </w:tc>
+        <w:tc>
+          <w:tcPr>
+            <w:tcW w:w="3453" w:type="dxa"/>
+            <w:tcBorders>
+              <w:top w:val="single" w:sz="4" w:space="0" w:color="auto"/>
+              <w:left w:val="single" w:sz="4" w:space="0" w:color="auto"/>
+              <w:bottom w:val="single" w:sz="4" w:space="0" w:color="auto"/>
+              <w:right w:val="single" w:sz="4" w:space="0" w:color="auto"/>
+            </w:tcBorders>
+          </w:tcPr>
+          <w:p>
+            <w:pPr>
+              <w:pStyle w:val="PargrafodaLista"/>
+              <w:numPr>
+                <w:ilvl w:val="0"/>
+                <w:numId w:val="7"/>
+              </w:numPr>
+              <w:spacing w:line="276" w:lineRule="auto"/>
+              <w:rPr>
+                <w:sz w:val="22"/>
+                <w:szCs w:val="22"/>
+              </w:rPr>
+            </w:pPr>
+            <w:r>
+              <w:rPr>
+                <w:sz w:val="22"/>
+                <w:szCs w:val="22"/>
+              </w:rPr>
+              <w:t>Valida os dados</w:t>
+            </w:r>
+          </w:p>
+        </w:tc>
+      </w:tr>
+      <w:tr>
+        <w:tc>
+          <w:tcPr>
+            <w:tcW w:w="5569" w:type="dxa"/>
+            <w:tcBorders>
+              <w:top w:val="single" w:sz="4" w:space="0" w:color="auto"/>
+              <w:left w:val="single" w:sz="4" w:space="0" w:color="auto"/>
+              <w:bottom w:val="single" w:sz="4" w:space="0" w:color="auto"/>
+              <w:right w:val="single" w:sz="4" w:space="0" w:color="auto"/>
+            </w:tcBorders>
+          </w:tcPr>
+          <w:p>
+            <w:pPr>
+              <w:pStyle w:val="PargrafodaLista"/>
+              <w:spacing w:line="276" w:lineRule="auto"/>
+              <w:rPr>
+                <w:sz w:val="22"/>
+                <w:szCs w:val="22"/>
+              </w:rPr>
+            </w:pPr>
+          </w:p>
+        </w:tc>
+        <w:tc>
+          <w:tcPr>
+            <w:tcW w:w="3453" w:type="dxa"/>
+            <w:tcBorders>
+              <w:top w:val="single" w:sz="4" w:space="0" w:color="auto"/>
+              <w:left w:val="single" w:sz="4" w:space="0" w:color="auto"/>
+              <w:bottom w:val="single" w:sz="4" w:space="0" w:color="auto"/>
+              <w:right w:val="single" w:sz="4" w:space="0" w:color="auto"/>
+            </w:tcBorders>
+          </w:tcPr>
+          <w:p>
+            <w:pPr>
+              <w:pStyle w:val="PargrafodaLista"/>
+              <w:numPr>
+                <w:ilvl w:val="0"/>
+                <w:numId w:val="7"/>
+              </w:numPr>
+              <w:spacing w:line="276" w:lineRule="auto"/>
+              <w:rPr>
+                <w:sz w:val="22"/>
+                <w:szCs w:val="22"/>
+              </w:rPr>
+            </w:pPr>
+            <w:r>
+              <w:rPr>
+                <w:sz w:val="22"/>
+                <w:szCs w:val="22"/>
+              </w:rPr>
+              <w:t>Persiste os dados no banco</w:t>
+            </w:r>
+          </w:p>
+        </w:tc>
+      </w:tr>
+      <w:tr>
+        <w:tc>
+          <w:tcPr>
+            <w:tcW w:w="5569" w:type="dxa"/>
+            <w:tcBorders>
+              <w:top w:val="single" w:sz="4" w:space="0" w:color="auto"/>
+              <w:left w:val="single" w:sz="4" w:space="0" w:color="auto"/>
+              <w:bottom w:val="single" w:sz="4" w:space="0" w:color="auto"/>
+              <w:right w:val="single" w:sz="4" w:space="0" w:color="auto"/>
+            </w:tcBorders>
+          </w:tcPr>
+          <w:p>
+            <w:pPr>
+              <w:pStyle w:val="PargrafodaLista"/>
+              <w:spacing w:line="276" w:lineRule="auto"/>
+              <w:rPr>
+                <w:sz w:val="22"/>
+                <w:szCs w:val="22"/>
+              </w:rPr>
+            </w:pPr>
+          </w:p>
+        </w:tc>
+        <w:tc>
+          <w:tcPr>
+            <w:tcW w:w="3453" w:type="dxa"/>
+            <w:tcBorders>
+              <w:top w:val="single" w:sz="4" w:space="0" w:color="auto"/>
+              <w:left w:val="single" w:sz="4" w:space="0" w:color="auto"/>
+              <w:bottom w:val="single" w:sz="4" w:space="0" w:color="auto"/>
+              <w:right w:val="single" w:sz="4" w:space="0" w:color="auto"/>
+            </w:tcBorders>
+          </w:tcPr>
+          <w:p>
+            <w:pPr>
+              <w:pStyle w:val="PargrafodaLista"/>
+              <w:numPr>
+                <w:ilvl w:val="0"/>
+                <w:numId w:val="7"/>
+              </w:numPr>
+              <w:spacing w:line="276" w:lineRule="auto"/>
+              <w:rPr>
+                <w:sz w:val="22"/>
+                <w:szCs w:val="22"/>
+              </w:rPr>
+            </w:pPr>
+            <w:r>
+              <w:rPr>
+                <w:sz w:val="22"/>
+                <w:szCs w:val="22"/>
+              </w:rPr>
+              <w:t>Exibe aviso ponto cadastrado</w:t>
+            </w:r>
+          </w:p>
+        </w:tc>
+      </w:tr>
+      <w:tr>
+        <w:tc>
+          <w:tcPr>
+            <w:tcW w:w="5569" w:type="dxa"/>
+            <w:tcBorders>
+              <w:top w:val="single" w:sz="4" w:space="0" w:color="auto"/>
+              <w:left w:val="single" w:sz="4" w:space="0" w:color="auto"/>
+              <w:bottom w:val="single" w:sz="4" w:space="0" w:color="auto"/>
+              <w:right w:val="single" w:sz="4" w:space="0" w:color="auto"/>
+            </w:tcBorders>
+          </w:tcPr>
+          <w:p>
+            <w:pPr>
+              <w:pStyle w:val="PargrafodaLista"/>
+              <w:spacing w:line="276" w:lineRule="auto"/>
+              <w:rPr>
+                <w:sz w:val="22"/>
+                <w:szCs w:val="22"/>
+              </w:rPr>
+            </w:pPr>
+          </w:p>
+        </w:tc>
+        <w:tc>
+          <w:tcPr>
+            <w:tcW w:w="3453" w:type="dxa"/>
+            <w:tcBorders>
+              <w:top w:val="single" w:sz="4" w:space="0" w:color="auto"/>
+              <w:left w:val="single" w:sz="4" w:space="0" w:color="auto"/>
+              <w:bottom w:val="single" w:sz="4" w:space="0" w:color="auto"/>
+              <w:right w:val="single" w:sz="4" w:space="0" w:color="auto"/>
+            </w:tcBorders>
+          </w:tcPr>
+          <w:p>
+            <w:pPr>
+              <w:pStyle w:val="PargrafodaLista"/>
+              <w:numPr>
+                <w:ilvl w:val="0"/>
+                <w:numId w:val="7"/>
+              </w:numPr>
+              <w:spacing w:line="276" w:lineRule="auto"/>
+              <w:rPr>
+                <w:sz w:val="22"/>
+                <w:szCs w:val="22"/>
+              </w:rPr>
+            </w:pPr>
+            <w:r>
+              <w:rPr>
+                <w:sz w:val="22"/>
+                <w:szCs w:val="22"/>
+              </w:rPr>
+              <w:t>Atualiza lista de pontos de coleta</w:t>
+            </w:r>
           </w:p>
         </w:tc>
       </w:tr>
@@ -1770,8 +2089,6 @@
     </w:tbl>
     <w:p/>
     <w:p>
-      <w:bookmarkStart w:id="0" w:name="_GoBack"/>
-      <w:bookmarkEnd w:id="0"/>
       <w:r>
         <w:br w:type="page"/>
       </w:r>
@@ -1935,7 +2252,7 @@
 </file>
 
 <file path=word/endnotes.xml><?xml version="1.0" encoding="utf-8"?>
-<w:endnotes xmlns:wpc="http://schemas.microsoft.com/office/word/2010/wordprocessingCanvas" xmlns:mc="http://schemas.openxmlformats.org/markup-compatibility/2006" xmlns:o="urn:schemas-microsoft-com:office:office" xmlns:r="http://schemas.openxmlformats.org/officeDocument/2006/relationships" xmlns:m="http://schemas.openxmlformats.org/officeDocument/2006/math" xmlns:v="urn:schemas-microsoft-com:vml" xmlns:wp14="http://schemas.microsoft.com/office/word/2010/wordprocessingDrawing" xmlns:wp="http://schemas.openxmlformats.org/drawingml/2006/wordprocessingDrawing" xmlns:w10="urn:schemas-microsoft-com:office:word" xmlns:w="http://schemas.openxmlformats.org/wordprocessingml/2006/main" xmlns:w14="http://schemas.microsoft.com/office/word/2010/wordml" xmlns:w15="http://schemas.microsoft.com/office/word/2012/wordml" xmlns:wpg="http://schemas.microsoft.com/office/word/2010/wordprocessingGroup" xmlns:wpi="http://schemas.microsoft.com/office/word/2010/wordprocessingInk" xmlns:wne="http://schemas.microsoft.com/office/word/2006/wordml" xmlns:wps="http://schemas.microsoft.com/office/word/2010/wordprocessingShape" mc:Ignorable="w14 w15 wp14">
+<w:endnotes xmlns:wpc="http://schemas.microsoft.com/office/word/2010/wordprocessingCanvas" xmlns:cx="http://schemas.microsoft.com/office/drawing/2014/chartex" xmlns:cx1="http://schemas.microsoft.com/office/drawing/2015/9/8/chartex" xmlns:cx2="http://schemas.microsoft.com/office/drawing/2015/10/21/chartex" xmlns:cx3="http://schemas.microsoft.com/office/drawing/2016/5/9/chartex" xmlns:cx4="http://schemas.microsoft.com/office/drawing/2016/5/10/chartex" xmlns:cx5="http://schemas.microsoft.com/office/drawing/2016/5/11/chartex" xmlns:cx6="http://schemas.microsoft.com/office/drawing/2016/5/12/chartex" xmlns:cx7="http://schemas.microsoft.com/office/drawing/2016/5/13/chartex" xmlns:cx8="http://schemas.microsoft.com/office/drawing/2016/5/14/chartex" xmlns:mc="http://schemas.openxmlformats.org/markup-compatibility/2006" xmlns:aink="http://schemas.microsoft.com/office/drawing/2016/ink" xmlns:am3d="http://schemas.microsoft.com/office/drawing/2017/model3d" xmlns:o="urn:schemas-microsoft-com:office:office" xmlns:r="http://schemas.openxmlformats.org/officeDocument/2006/relationships" xmlns:m="http://schemas.openxmlformats.org/officeDocument/2006/math" xmlns:v="urn:schemas-microsoft-com:vml" xmlns:wp14="http://schemas.microsoft.com/office/word/2010/wordprocessingDrawing" xmlns:wp="http://schemas.openxmlformats.org/drawingml/2006/wordprocessingDrawing" xmlns:w10="urn:schemas-microsoft-com:office:word" xmlns:w="http://schemas.openxmlformats.org/wordprocessingml/2006/main" xmlns:w14="http://schemas.microsoft.com/office/word/2010/wordml" xmlns:w15="http://schemas.microsoft.com/office/word/2012/wordml" xmlns:w16cex="http://schemas.microsoft.com/office/word/2018/wordml/cex" xmlns:w16cid="http://schemas.microsoft.com/office/word/2016/wordml/cid" xmlns:w16="http://schemas.microsoft.com/office/word/2018/wordml" xmlns:w16sdtdh="http://schemas.microsoft.com/office/word/2020/wordml/sdtdatahash" xmlns:w16se="http://schemas.microsoft.com/office/word/2015/wordml/symex" xmlns:wpg="http://schemas.microsoft.com/office/word/2010/wordprocessingGroup" xmlns:wpi="http://schemas.microsoft.com/office/word/2010/wordprocessingInk" xmlns:wne="http://schemas.microsoft.com/office/word/2006/wordml" xmlns:wps="http://schemas.microsoft.com/office/word/2010/wordprocessingShape" mc:Ignorable="w14 w15 w16se w16cid w16 w16cex w16sdtdh wp14">
   <w:endnote w:type="separator" w:id="-1">
     <w:p>
       <w:pPr>
@@ -1960,7 +2277,7 @@
 </file>
 
 <file path=word/footnotes.xml><?xml version="1.0" encoding="utf-8"?>
-<w:footnotes xmlns:wpc="http://schemas.microsoft.com/office/word/2010/wordprocessingCanvas" xmlns:mc="http://schemas.openxmlformats.org/markup-compatibility/2006" xmlns:o="urn:schemas-microsoft-com:office:office" xmlns:r="http://schemas.openxmlformats.org/officeDocument/2006/relationships" xmlns:m="http://schemas.openxmlformats.org/officeDocument/2006/math" xmlns:v="urn:schemas-microsoft-com:vml" xmlns:wp14="http://schemas.microsoft.com/office/word/2010/wordprocessingDrawing" xmlns:wp="http://schemas.openxmlformats.org/drawingml/2006/wordprocessingDrawing" xmlns:w10="urn:schemas-microsoft-com:office:word" xmlns:w="http://schemas.openxmlformats.org/wordprocessingml/2006/main" xmlns:w14="http://schemas.microsoft.com/office/word/2010/wordml" xmlns:w15="http://schemas.microsoft.com/office/word/2012/wordml" xmlns:wpg="http://schemas.microsoft.com/office/word/2010/wordprocessingGroup" xmlns:wpi="http://schemas.microsoft.com/office/word/2010/wordprocessingInk" xmlns:wne="http://schemas.microsoft.com/office/word/2006/wordml" xmlns:wps="http://schemas.microsoft.com/office/word/2010/wordprocessingShape" mc:Ignorable="w14 w15 wp14">
+<w:footnotes xmlns:wpc="http://schemas.microsoft.com/office/word/2010/wordprocessingCanvas" xmlns:cx="http://schemas.microsoft.com/office/drawing/2014/chartex" xmlns:cx1="http://schemas.microsoft.com/office/drawing/2015/9/8/chartex" xmlns:cx2="http://schemas.microsoft.com/office/drawing/2015/10/21/chartex" xmlns:cx3="http://schemas.microsoft.com/office/drawing/2016/5/9/chartex" xmlns:cx4="http://schemas.microsoft.com/office/drawing/2016/5/10/chartex" xmlns:cx5="http://schemas.microsoft.com/office/drawing/2016/5/11/chartex" xmlns:cx6="http://schemas.microsoft.com/office/drawing/2016/5/12/chartex" xmlns:cx7="http://schemas.microsoft.com/office/drawing/2016/5/13/chartex" xmlns:cx8="http://schemas.microsoft.com/office/drawing/2016/5/14/chartex" xmlns:mc="http://schemas.openxmlformats.org/markup-compatibility/2006" xmlns:aink="http://schemas.microsoft.com/office/drawing/2016/ink" xmlns:am3d="http://schemas.microsoft.com/office/drawing/2017/model3d" xmlns:o="urn:schemas-microsoft-com:office:office" xmlns:r="http://schemas.openxmlformats.org/officeDocument/2006/relationships" xmlns:m="http://schemas.openxmlformats.org/officeDocument/2006/math" xmlns:v="urn:schemas-microsoft-com:vml" xmlns:wp14="http://schemas.microsoft.com/office/word/2010/wordprocessingDrawing" xmlns:wp="http://schemas.openxmlformats.org/drawingml/2006/wordprocessingDrawing" xmlns:w10="urn:schemas-microsoft-com:office:word" xmlns:w="http://schemas.openxmlformats.org/wordprocessingml/2006/main" xmlns:w14="http://schemas.microsoft.com/office/word/2010/wordml" xmlns:w15="http://schemas.microsoft.com/office/word/2012/wordml" xmlns:w16cex="http://schemas.microsoft.com/office/word/2018/wordml/cex" xmlns:w16cid="http://schemas.microsoft.com/office/word/2016/wordml/cid" xmlns:w16="http://schemas.microsoft.com/office/word/2018/wordml" xmlns:w16sdtdh="http://schemas.microsoft.com/office/word/2020/wordml/sdtdatahash" xmlns:w16se="http://schemas.microsoft.com/office/word/2015/wordml/symex" xmlns:wpg="http://schemas.microsoft.com/office/word/2010/wordprocessingGroup" xmlns:wpi="http://schemas.microsoft.com/office/word/2010/wordprocessingInk" xmlns:wne="http://schemas.microsoft.com/office/word/2006/wordml" xmlns:wps="http://schemas.microsoft.com/office/word/2010/wordprocessingShape" mc:Ignorable="w14 w15 w16se w16cid w16 w16cex w16sdtdh wp14">
   <w:footnote w:type="separator" w:id="-1">
     <w:p>
       <w:pPr>
@@ -1985,7 +2302,7 @@
 </file>
 
 <file path=word/header1.xml><?xml version="1.0" encoding="utf-8"?>
-<w:hdr xmlns:wpc="http://schemas.microsoft.com/office/word/2010/wordprocessingCanvas" xmlns:mc="http://schemas.openxmlformats.org/markup-compatibility/2006" xmlns:o="urn:schemas-microsoft-com:office:office" xmlns:r="http://schemas.openxmlformats.org/officeDocument/2006/relationships" xmlns:m="http://schemas.openxmlformats.org/officeDocument/2006/math" xmlns:v="urn:schemas-microsoft-com:vml" xmlns:wp14="http://schemas.microsoft.com/office/word/2010/wordprocessingDrawing" xmlns:wp="http://schemas.openxmlformats.org/drawingml/2006/wordprocessingDrawing" xmlns:w10="urn:schemas-microsoft-com:office:word" xmlns:w="http://schemas.openxmlformats.org/wordprocessingml/2006/main" xmlns:w14="http://schemas.microsoft.com/office/word/2010/wordml" xmlns:w15="http://schemas.microsoft.com/office/word/2012/wordml" xmlns:wpg="http://schemas.microsoft.com/office/word/2010/wordprocessingGroup" xmlns:wpi="http://schemas.microsoft.com/office/word/2010/wordprocessingInk" xmlns:wne="http://schemas.microsoft.com/office/word/2006/wordml" xmlns:wps="http://schemas.microsoft.com/office/word/2010/wordprocessingShape" mc:Ignorable="w14 w15 wp14">
+<w:hdr xmlns:wpc="http://schemas.microsoft.com/office/word/2010/wordprocessingCanvas" xmlns:cx="http://schemas.microsoft.com/office/drawing/2014/chartex" xmlns:cx1="http://schemas.microsoft.com/office/drawing/2015/9/8/chartex" xmlns:cx2="http://schemas.microsoft.com/office/drawing/2015/10/21/chartex" xmlns:cx3="http://schemas.microsoft.com/office/drawing/2016/5/9/chartex" xmlns:cx4="http://schemas.microsoft.com/office/drawing/2016/5/10/chartex" xmlns:cx5="http://schemas.microsoft.com/office/drawing/2016/5/11/chartex" xmlns:cx6="http://schemas.microsoft.com/office/drawing/2016/5/12/chartex" xmlns:cx7="http://schemas.microsoft.com/office/drawing/2016/5/13/chartex" xmlns:cx8="http://schemas.microsoft.com/office/drawing/2016/5/14/chartex" xmlns:mc="http://schemas.openxmlformats.org/markup-compatibility/2006" xmlns:aink="http://schemas.microsoft.com/office/drawing/2016/ink" xmlns:am3d="http://schemas.microsoft.com/office/drawing/2017/model3d" xmlns:o="urn:schemas-microsoft-com:office:office" xmlns:r="http://schemas.openxmlformats.org/officeDocument/2006/relationships" xmlns:m="http://schemas.openxmlformats.org/officeDocument/2006/math" xmlns:v="urn:schemas-microsoft-com:vml" xmlns:wp14="http://schemas.microsoft.com/office/word/2010/wordprocessingDrawing" xmlns:wp="http://schemas.openxmlformats.org/drawingml/2006/wordprocessingDrawing" xmlns:w10="urn:schemas-microsoft-com:office:word" xmlns:w="http://schemas.openxmlformats.org/wordprocessingml/2006/main" xmlns:w14="http://schemas.microsoft.com/office/word/2010/wordml" xmlns:w15="http://schemas.microsoft.com/office/word/2012/wordml" xmlns:w16cex="http://schemas.microsoft.com/office/word/2018/wordml/cex" xmlns:w16cid="http://schemas.microsoft.com/office/word/2016/wordml/cid" xmlns:w16="http://schemas.microsoft.com/office/word/2018/wordml" xmlns:w16sdtdh="http://schemas.microsoft.com/office/word/2020/wordml/sdtdatahash" xmlns:w16se="http://schemas.microsoft.com/office/word/2015/wordml/symex" xmlns:wpg="http://schemas.microsoft.com/office/word/2010/wordprocessingGroup" xmlns:wpi="http://schemas.microsoft.com/office/word/2010/wordprocessingInk" xmlns:wne="http://schemas.microsoft.com/office/word/2006/wordml" xmlns:wps="http://schemas.microsoft.com/office/word/2010/wordprocessingShape" mc:Ignorable="w14 w15 w16se w16cid w16 w16cex w16sdtdh wp14">
   <w:p>
     <w:pPr>
       <w:pStyle w:val="Cabealho"/>
@@ -1997,7 +2314,7 @@
       <mc:AlternateContent>
         <mc:Choice Requires="wps">
           <w:drawing>
-            <wp:anchor distT="0" distB="0" distL="114300" distR="114300" simplePos="0" relativeHeight="251659264" behindDoc="0" locked="0" layoutInCell="1" allowOverlap="1">
+            <wp:anchor distT="0" distB="0" distL="114300" distR="114300" simplePos="0" relativeHeight="251659264" behindDoc="0" locked="0" layoutInCell="1" allowOverlap="1" wp14:anchorId="60FF514D" wp14:editId="3DDEF381">
               <wp:simplePos x="0" y="0"/>
               <wp:positionH relativeFrom="leftMargin">
                 <wp:align>right</wp:align>
@@ -2126,8 +2443,8 @@
 </file>
 
 <file path=word/numbering.xml><?xml version="1.0" encoding="utf-8"?>
-<w:numbering xmlns:wpc="http://schemas.microsoft.com/office/word/2010/wordprocessingCanvas" xmlns:mc="http://schemas.openxmlformats.org/markup-compatibility/2006" xmlns:o="urn:schemas-microsoft-com:office:office" xmlns:r="http://schemas.openxmlformats.org/officeDocument/2006/relationships" xmlns:m="http://schemas.openxmlformats.org/officeDocument/2006/math" xmlns:v="urn:schemas-microsoft-com:vml" xmlns:wp14="http://schemas.microsoft.com/office/word/2010/wordprocessingDrawing" xmlns:wp="http://schemas.openxmlformats.org/drawingml/2006/wordprocessingDrawing" xmlns:w10="urn:schemas-microsoft-com:office:word" xmlns:w="http://schemas.openxmlformats.org/wordprocessingml/2006/main" xmlns:w14="http://schemas.microsoft.com/office/word/2010/wordml" xmlns:w15="http://schemas.microsoft.com/office/word/2012/wordml" xmlns:wpg="http://schemas.microsoft.com/office/word/2010/wordprocessingGroup" xmlns:wpi="http://schemas.microsoft.com/office/word/2010/wordprocessingInk" xmlns:wne="http://schemas.microsoft.com/office/word/2006/wordml" xmlns:wps="http://schemas.microsoft.com/office/word/2010/wordprocessingShape" mc:Ignorable="w14 w15 wp14">
-  <w:abstractNum w:abstractNumId="0">
+<w:numbering xmlns:wpc="http://schemas.microsoft.com/office/word/2010/wordprocessingCanvas" xmlns:cx="http://schemas.microsoft.com/office/drawing/2014/chartex" xmlns:cx1="http://schemas.microsoft.com/office/drawing/2015/9/8/chartex" xmlns:cx2="http://schemas.microsoft.com/office/drawing/2015/10/21/chartex" xmlns:cx3="http://schemas.microsoft.com/office/drawing/2016/5/9/chartex" xmlns:cx4="http://schemas.microsoft.com/office/drawing/2016/5/10/chartex" xmlns:cx5="http://schemas.microsoft.com/office/drawing/2016/5/11/chartex" xmlns:cx6="http://schemas.microsoft.com/office/drawing/2016/5/12/chartex" xmlns:cx7="http://schemas.microsoft.com/office/drawing/2016/5/13/chartex" xmlns:cx8="http://schemas.microsoft.com/office/drawing/2016/5/14/chartex" xmlns:mc="http://schemas.openxmlformats.org/markup-compatibility/2006" xmlns:aink="http://schemas.microsoft.com/office/drawing/2016/ink" xmlns:am3d="http://schemas.microsoft.com/office/drawing/2017/model3d" xmlns:o="urn:schemas-microsoft-com:office:office" xmlns:r="http://schemas.openxmlformats.org/officeDocument/2006/relationships" xmlns:m="http://schemas.openxmlformats.org/officeDocument/2006/math" xmlns:v="urn:schemas-microsoft-com:vml" xmlns:wp14="http://schemas.microsoft.com/office/word/2010/wordprocessingDrawing" xmlns:wp="http://schemas.openxmlformats.org/drawingml/2006/wordprocessingDrawing" xmlns:w10="urn:schemas-microsoft-com:office:word" xmlns:w="http://schemas.openxmlformats.org/wordprocessingml/2006/main" xmlns:w14="http://schemas.microsoft.com/office/word/2010/wordml" xmlns:w15="http://schemas.microsoft.com/office/word/2012/wordml" xmlns:w16cex="http://schemas.microsoft.com/office/word/2018/wordml/cex" xmlns:w16cid="http://schemas.microsoft.com/office/word/2016/wordml/cid" xmlns:w16="http://schemas.microsoft.com/office/word/2018/wordml" xmlns:w16sdtdh="http://schemas.microsoft.com/office/word/2020/wordml/sdtdatahash" xmlns:w16se="http://schemas.microsoft.com/office/word/2015/wordml/symex" xmlns:wpg="http://schemas.microsoft.com/office/word/2010/wordprocessingGroup" xmlns:wpi="http://schemas.microsoft.com/office/word/2010/wordprocessingInk" xmlns:wne="http://schemas.microsoft.com/office/word/2006/wordml" xmlns:wps="http://schemas.microsoft.com/office/word/2010/wordprocessingShape" mc:Ignorable="w14 w15 w16se w16cid w16 w16cex w16sdtdh wp14">
+  <w:abstractNum w:abstractNumId="0" w15:restartNumberingAfterBreak="0">
     <w:nsid w:val="FFFFFF89"/>
     <w:multiLevelType w:val="singleLevel"/>
     <w:tmpl w:val="7E04C5A8"/>
@@ -2147,7 +2464,7 @@
       </w:rPr>
     </w:lvl>
   </w:abstractNum>
-  <w:abstractNum w:abstractNumId="1">
+  <w:abstractNum w:abstractNumId="1" w15:restartNumberingAfterBreak="0">
     <w:nsid w:val="05BD582D"/>
     <w:multiLevelType w:val="multilevel"/>
     <w:tmpl w:val="A7AE6E6A"/>
@@ -2272,7 +2589,96 @@
       </w:rPr>
     </w:lvl>
   </w:abstractNum>
-  <w:abstractNum w:abstractNumId="2">
+  <w:abstractNum w:abstractNumId="2" w15:restartNumberingAfterBreak="0">
+    <w:nsid w:val="083463E5"/>
+    <w:multiLevelType w:val="hybridMultilevel"/>
+    <w:tmpl w:val="9AE27D76"/>
+    <w:lvl w:ilvl="0" w:tplc="0416000F">
+      <w:start w:val="1"/>
+      <w:numFmt w:val="decimal"/>
+      <w:lvlText w:val="%1."/>
+      <w:lvlJc w:val="left"/>
+      <w:pPr>
+        <w:ind w:left="720" w:hanging="360"/>
+      </w:pPr>
+      <w:rPr>
+        <w:rFonts w:hint="default"/>
+      </w:rPr>
+    </w:lvl>
+    <w:lvl w:ilvl="1" w:tplc="04160019" w:tentative="1">
+      <w:start w:val="1"/>
+      <w:numFmt w:val="lowerLetter"/>
+      <w:lvlText w:val="%2."/>
+      <w:lvlJc w:val="left"/>
+      <w:pPr>
+        <w:ind w:left="1440" w:hanging="360"/>
+      </w:pPr>
+    </w:lvl>
+    <w:lvl w:ilvl="2" w:tplc="0416001B" w:tentative="1">
+      <w:start w:val="1"/>
+      <w:numFmt w:val="lowerRoman"/>
+      <w:lvlText w:val="%3."/>
+      <w:lvlJc w:val="right"/>
+      <w:pPr>
+        <w:ind w:left="2160" w:hanging="180"/>
+      </w:pPr>
+    </w:lvl>
+    <w:lvl w:ilvl="3" w:tplc="0416000F" w:tentative="1">
+      <w:start w:val="1"/>
+      <w:numFmt w:val="decimal"/>
+      <w:lvlText w:val="%4."/>
+      <w:lvlJc w:val="left"/>
+      <w:pPr>
+        <w:ind w:left="2880" w:hanging="360"/>
+      </w:pPr>
+    </w:lvl>
+    <w:lvl w:ilvl="4" w:tplc="04160019" w:tentative="1">
+      <w:start w:val="1"/>
+      <w:numFmt w:val="lowerLetter"/>
+      <w:lvlText w:val="%5."/>
+      <w:lvlJc w:val="left"/>
+      <w:pPr>
+        <w:ind w:left="3600" w:hanging="360"/>
+      </w:pPr>
+    </w:lvl>
+    <w:lvl w:ilvl="5" w:tplc="0416001B" w:tentative="1">
+      <w:start w:val="1"/>
+      <w:numFmt w:val="lowerRoman"/>
+      <w:lvlText w:val="%6."/>
+      <w:lvlJc w:val="right"/>
+      <w:pPr>
+        <w:ind w:left="4320" w:hanging="180"/>
+      </w:pPr>
+    </w:lvl>
+    <w:lvl w:ilvl="6" w:tplc="0416000F" w:tentative="1">
+      <w:start w:val="1"/>
+      <w:numFmt w:val="decimal"/>
+      <w:lvlText w:val="%7."/>
+      <w:lvlJc w:val="left"/>
+      <w:pPr>
+        <w:ind w:left="5040" w:hanging="360"/>
+      </w:pPr>
+    </w:lvl>
+    <w:lvl w:ilvl="7" w:tplc="04160019" w:tentative="1">
+      <w:start w:val="1"/>
+      <w:numFmt w:val="lowerLetter"/>
+      <w:lvlText w:val="%8."/>
+      <w:lvlJc w:val="left"/>
+      <w:pPr>
+        <w:ind w:left="5760" w:hanging="360"/>
+      </w:pPr>
+    </w:lvl>
+    <w:lvl w:ilvl="8" w:tplc="0416001B" w:tentative="1">
+      <w:start w:val="1"/>
+      <w:numFmt w:val="lowerRoman"/>
+      <w:lvlText w:val="%9."/>
+      <w:lvlJc w:val="right"/>
+      <w:pPr>
+        <w:ind w:left="6480" w:hanging="180"/>
+      </w:pPr>
+    </w:lvl>
+  </w:abstractNum>
+  <w:abstractNum w:abstractNumId="3" w15:restartNumberingAfterBreak="0">
     <w:nsid w:val="0F5F6A06"/>
     <w:multiLevelType w:val="multilevel"/>
     <w:tmpl w:val="89A2A184"/>
@@ -2421,7 +2827,96 @@
       </w:rPr>
     </w:lvl>
   </w:abstractNum>
-  <w:abstractNum w:abstractNumId="3">
+  <w:abstractNum w:abstractNumId="4" w15:restartNumberingAfterBreak="0">
+    <w:nsid w:val="2F340DDA"/>
+    <w:multiLevelType w:val="hybridMultilevel"/>
+    <w:tmpl w:val="36BE7D0A"/>
+    <w:lvl w:ilvl="0" w:tplc="0416000F">
+      <w:start w:val="1"/>
+      <w:numFmt w:val="decimal"/>
+      <w:lvlText w:val="%1."/>
+      <w:lvlJc w:val="left"/>
+      <w:pPr>
+        <w:ind w:left="720" w:hanging="360"/>
+      </w:pPr>
+      <w:rPr>
+        <w:rFonts w:hint="default"/>
+      </w:rPr>
+    </w:lvl>
+    <w:lvl w:ilvl="1" w:tplc="04160019" w:tentative="1">
+      <w:start w:val="1"/>
+      <w:numFmt w:val="lowerLetter"/>
+      <w:lvlText w:val="%2."/>
+      <w:lvlJc w:val="left"/>
+      <w:pPr>
+        <w:ind w:left="1440" w:hanging="360"/>
+      </w:pPr>
+    </w:lvl>
+    <w:lvl w:ilvl="2" w:tplc="0416001B" w:tentative="1">
+      <w:start w:val="1"/>
+      <w:numFmt w:val="lowerRoman"/>
+      <w:lvlText w:val="%3."/>
+      <w:lvlJc w:val="right"/>
+      <w:pPr>
+        <w:ind w:left="2160" w:hanging="180"/>
+      </w:pPr>
+    </w:lvl>
+    <w:lvl w:ilvl="3" w:tplc="0416000F" w:tentative="1">
+      <w:start w:val="1"/>
+      <w:numFmt w:val="decimal"/>
+      <w:lvlText w:val="%4."/>
+      <w:lvlJc w:val="left"/>
+      <w:pPr>
+        <w:ind w:left="2880" w:hanging="360"/>
+      </w:pPr>
+    </w:lvl>
+    <w:lvl w:ilvl="4" w:tplc="04160019" w:tentative="1">
+      <w:start w:val="1"/>
+      <w:numFmt w:val="lowerLetter"/>
+      <w:lvlText w:val="%5."/>
+      <w:lvlJc w:val="left"/>
+      <w:pPr>
+        <w:ind w:left="3600" w:hanging="360"/>
+      </w:pPr>
+    </w:lvl>
+    <w:lvl w:ilvl="5" w:tplc="0416001B" w:tentative="1">
+      <w:start w:val="1"/>
+      <w:numFmt w:val="lowerRoman"/>
+      <w:lvlText w:val="%6."/>
+      <w:lvlJc w:val="right"/>
+      <w:pPr>
+        <w:ind w:left="4320" w:hanging="180"/>
+      </w:pPr>
+    </w:lvl>
+    <w:lvl w:ilvl="6" w:tplc="0416000F" w:tentative="1">
+      <w:start w:val="1"/>
+      <w:numFmt w:val="decimal"/>
+      <w:lvlText w:val="%7."/>
+      <w:lvlJc w:val="left"/>
+      <w:pPr>
+        <w:ind w:left="5040" w:hanging="360"/>
+      </w:pPr>
+    </w:lvl>
+    <w:lvl w:ilvl="7" w:tplc="04160019" w:tentative="1">
+      <w:start w:val="1"/>
+      <w:numFmt w:val="lowerLetter"/>
+      <w:lvlText w:val="%8."/>
+      <w:lvlJc w:val="left"/>
+      <w:pPr>
+        <w:ind w:left="5760" w:hanging="360"/>
+      </w:pPr>
+    </w:lvl>
+    <w:lvl w:ilvl="8" w:tplc="0416001B" w:tentative="1">
+      <w:start w:val="1"/>
+      <w:numFmt w:val="lowerRoman"/>
+      <w:lvlText w:val="%9."/>
+      <w:lvlJc w:val="right"/>
+      <w:pPr>
+        <w:ind w:left="6480" w:hanging="180"/>
+      </w:pPr>
+    </w:lvl>
+  </w:abstractNum>
+  <w:abstractNum w:abstractNumId="5" w15:restartNumberingAfterBreak="0">
     <w:nsid w:val="657E5D71"/>
     <w:multiLevelType w:val="hybridMultilevel"/>
     <w:tmpl w:val="BFBE56B6"/>
@@ -2543,10 +3038,10 @@
     <w:abstractNumId w:val="0"/>
   </w:num>
   <w:num w:numId="2">
-    <w:abstractNumId w:val="3"/>
+    <w:abstractNumId w:val="5"/>
   </w:num>
   <w:num w:numId="3">
-    <w:abstractNumId w:val="3"/>
+    <w:abstractNumId w:val="5"/>
     <w:lvlOverride w:ilvl="0">
       <w:startOverride w:val="1"/>
     </w:lvlOverride>
@@ -2555,13 +3050,19 @@
     <w:abstractNumId w:val="1"/>
   </w:num>
   <w:num w:numId="5">
+    <w:abstractNumId w:val="3"/>
+  </w:num>
+  <w:num w:numId="6">
+    <w:abstractNumId w:val="4"/>
+  </w:num>
+  <w:num w:numId="7">
     <w:abstractNumId w:val="2"/>
   </w:num>
 </w:numbering>
 </file>
 
 <file path=word/styles.xml><?xml version="1.0" encoding="utf-8"?>
-<w:styles xmlns:mc="http://schemas.openxmlformats.org/markup-compatibility/2006" xmlns:r="http://schemas.openxmlformats.org/officeDocument/2006/relationships" xmlns:w="http://schemas.openxmlformats.org/wordprocessingml/2006/main" xmlns:w14="http://schemas.microsoft.com/office/word/2010/wordml" xmlns:w15="http://schemas.microsoft.com/office/word/2012/wordml" mc:Ignorable="w14 w15">
+<w:styles xmlns:mc="http://schemas.openxmlformats.org/markup-compatibility/2006" xmlns:r="http://schemas.openxmlformats.org/officeDocument/2006/relationships" xmlns:w="http://schemas.openxmlformats.org/wordprocessingml/2006/main" xmlns:w14="http://schemas.microsoft.com/office/word/2010/wordml" xmlns:w15="http://schemas.microsoft.com/office/word/2012/wordml" xmlns:w16cex="http://schemas.microsoft.com/office/word/2018/wordml/cex" xmlns:w16cid="http://schemas.microsoft.com/office/word/2016/wordml/cid" xmlns:w16="http://schemas.microsoft.com/office/word/2018/wordml" xmlns:w16sdtdh="http://schemas.microsoft.com/office/word/2020/wordml/sdtdatahash" xmlns:w16se="http://schemas.microsoft.com/office/word/2015/wordml/symex" mc:Ignorable="w14 w15 w16se w16cid w16 w16cex w16sdtdh">
   <w:docDefaults>
     <w:rPrDefault>
       <w:rPr>
@@ -2577,7 +3078,7 @@
       </w:pPr>
     </w:pPrDefault>
   </w:docDefaults>
-  <w:latentStyles w:defLockedState="0" w:defUIPriority="99" w:defSemiHidden="0" w:defUnhideWhenUsed="0" w:defQFormat="0" w:count="371">
+  <w:latentStyles w:defLockedState="0" w:defUIPriority="99" w:defSemiHidden="0" w:defUnhideWhenUsed="0" w:defQFormat="0" w:count="376">
     <w:lsdException w:name="Normal" w:uiPriority="0" w:qFormat="1"/>
     <w:lsdException w:name="heading 1" w:uiPriority="9" w:qFormat="1"/>
     <w:lsdException w:name="heading 2" w:semiHidden="1" w:uiPriority="9" w:unhideWhenUsed="1" w:qFormat="1"/>
@@ -2683,7 +3184,6 @@
     <w:lsdException w:name="HTML Sample" w:semiHidden="1" w:unhideWhenUsed="1"/>
     <w:lsdException w:name="HTML Typewriter" w:semiHidden="1" w:unhideWhenUsed="1"/>
     <w:lsdException w:name="HTML Variable" w:semiHidden="1" w:unhideWhenUsed="1"/>
-    <w:lsdException w:name="Normal Table" w:semiHidden="1" w:unhideWhenUsed="1"/>
     <w:lsdException w:name="annotation subject" w:semiHidden="1" w:unhideWhenUsed="1"/>
     <w:lsdException w:name="No List" w:semiHidden="1" w:unhideWhenUsed="1"/>
     <w:lsdException w:name="Outline List 1" w:semiHidden="1" w:unhideWhenUsed="1"/>
@@ -2726,11 +3226,8 @@
     <w:lsdException w:name="Table Contemporary" w:semiHidden="1" w:unhideWhenUsed="1"/>
     <w:lsdException w:name="Table Elegant" w:semiHidden="1" w:unhideWhenUsed="1"/>
     <w:lsdException w:name="Table Professional" w:semiHidden="1" w:unhideWhenUsed="1"/>
-    <w:lsdException w:name="Table Subtle 1" w:semiHidden="1" w:unhideWhenUsed="1"/>
     <w:lsdException w:name="Table Subtle 2" w:semiHidden="1" w:unhideWhenUsed="1"/>
     <w:lsdException w:name="Table Web 1" w:semiHidden="1" w:unhideWhenUsed="1"/>
-    <w:lsdException w:name="Table Web 2" w:semiHidden="1" w:unhideWhenUsed="1"/>
-    <w:lsdException w:name="Table Web 3" w:semiHidden="1" w:unhideWhenUsed="1"/>
     <w:lsdException w:name="Balloon Text" w:semiHidden="1" w:unhideWhenUsed="1"/>
     <w:lsdException w:name="Table Grid" w:uiPriority="39"/>
     <w:lsdException w:name="Table Theme" w:semiHidden="1" w:unhideWhenUsed="1"/>
@@ -2949,6 +3446,11 @@
     <w:lsdException w:name="List Table 5 Dark Accent 6" w:uiPriority="50"/>
     <w:lsdException w:name="List Table 6 Colorful Accent 6" w:uiPriority="51"/>
     <w:lsdException w:name="List Table 7 Colorful Accent 6" w:uiPriority="52"/>
+    <w:lsdException w:name="Mention" w:semiHidden="1" w:unhideWhenUsed="1"/>
+    <w:lsdException w:name="Smart Hyperlink" w:semiHidden="1" w:unhideWhenUsed="1"/>
+    <w:lsdException w:name="Hashtag" w:semiHidden="1" w:unhideWhenUsed="1"/>
+    <w:lsdException w:name="Unresolved Mention" w:semiHidden="1" w:unhideWhenUsed="1"/>
+    <w:lsdException w:name="Smart Link" w:semiHidden="1" w:unhideWhenUsed="1"/>
   </w:latentStyles>
   <w:style w:type="paragraph" w:default="1" w:styleId="Normal">
     <w:name w:val="Normal"/>
@@ -3090,7 +3592,6 @@
       <w:spacing w:after="0" w:line="240" w:lineRule="auto"/>
     </w:pPr>
     <w:tblPr>
-      <w:tblInd w:w="0" w:type="dxa"/>
       <w:tblBorders>
         <w:top w:val="single" w:sz="4" w:space="0" w:color="auto"/>
         <w:left w:val="single" w:sz="4" w:space="0" w:color="auto"/>
@@ -3099,12 +3600,6 @@
         <w:insideH w:val="single" w:sz="4" w:space="0" w:color="auto"/>
         <w:insideV w:val="single" w:sz="4" w:space="0" w:color="auto"/>
       </w:tblBorders>
-      <w:tblCellMar>
-        <w:top w:w="0" w:type="dxa"/>
-        <w:left w:w="108" w:type="dxa"/>
-        <w:bottom w:w="0" w:type="dxa"/>
-        <w:right w:w="108" w:type="dxa"/>
-      </w:tblCellMar>
     </w:tblPr>
   </w:style>
   <w:style w:type="paragraph" w:styleId="Subttulo">
@@ -3163,11 +3658,9 @@
       <w:spacing w:after="0" w:line="240" w:lineRule="auto"/>
     </w:pPr>
     <w:tblPr>
-      <w:tblInd w:w="0" w:type="dxa"/>
       <w:tblCellMar>
         <w:top w:w="144" w:type="dxa"/>
         <w:left w:w="0" w:type="dxa"/>
-        <w:bottom w:w="0" w:type="dxa"/>
         <w:right w:w="0" w:type="dxa"/>
       </w:tblCellMar>
     </w:tblPr>
@@ -3298,7 +3791,6 @@
     <w:tblPr>
       <w:tblStyleRowBandSize w:val="1"/>
       <w:tblStyleColBandSize w:val="1"/>
-      <w:tblInd w:w="0" w:type="dxa"/>
       <w:tblBorders>
         <w:top w:val="single" w:sz="4" w:space="0" w:color="9CC2E5" w:themeColor="accent1" w:themeTint="99"/>
         <w:left w:val="single" w:sz="4" w:space="0" w:color="9CC2E5" w:themeColor="accent1" w:themeTint="99"/>
@@ -3309,9 +3801,7 @@
       </w:tblBorders>
       <w:tblCellMar>
         <w:top w:w="29" w:type="dxa"/>
-        <w:left w:w="108" w:type="dxa"/>
         <w:bottom w:w="29" w:type="dxa"/>
-        <w:right w:w="108" w:type="dxa"/>
       </w:tblCellMar>
     </w:tblPr>
     <w:tblStylePr w:type="firstRow">
@@ -3378,7 +3868,6 @@
       <w:spacing w:after="0" w:line="240" w:lineRule="auto"/>
     </w:pPr>
     <w:tblPr>
-      <w:tblInd w:w="0" w:type="dxa"/>
       <w:tblBorders>
         <w:top w:val="single" w:sz="4" w:space="0" w:color="BFBFBF" w:themeColor="background1" w:themeShade="BF"/>
         <w:left w:val="single" w:sz="4" w:space="0" w:color="BFBFBF" w:themeColor="background1" w:themeShade="BF"/>
@@ -3387,12 +3876,6 @@
         <w:insideH w:val="single" w:sz="4" w:space="0" w:color="BFBFBF" w:themeColor="background1" w:themeShade="BF"/>
         <w:insideV w:val="single" w:sz="4" w:space="0" w:color="BFBFBF" w:themeColor="background1" w:themeShade="BF"/>
       </w:tblBorders>
-      <w:tblCellMar>
-        <w:top w:w="0" w:type="dxa"/>
-        <w:left w:w="108" w:type="dxa"/>
-        <w:bottom w:w="0" w:type="dxa"/>
-        <w:right w:w="108" w:type="dxa"/>
-      </w:tblCellMar>
     </w:tblPr>
   </w:style>
   <w:style w:type="table" w:customStyle="1" w:styleId="ProjectScopeTable">
@@ -3403,7 +3886,6 @@
       <w:spacing w:before="120" w:after="120" w:line="240" w:lineRule="auto"/>
     </w:pPr>
     <w:tblPr>
-      <w:tblInd w:w="0" w:type="dxa"/>
       <w:tblBorders>
         <w:top w:val="single" w:sz="4" w:space="0" w:color="5B9BD5" w:themeColor="accent1"/>
         <w:left w:val="single" w:sz="4" w:space="0" w:color="5B9BD5" w:themeColor="accent1"/>
@@ -3413,9 +3895,7 @@
         <w:insideV w:val="single" w:sz="4" w:space="0" w:color="5B9BD5" w:themeColor="accent1"/>
       </w:tblBorders>
       <w:tblCellMar>
-        <w:top w:w="0" w:type="dxa"/>
         <w:left w:w="144" w:type="dxa"/>
-        <w:bottom w:w="0" w:type="dxa"/>
         <w:right w:w="144" w:type="dxa"/>
       </w:tblCellMar>
     </w:tblPr>
@@ -3510,7 +3990,7 @@
 </file>
 
 <file path=word/glossary/document.xml><?xml version="1.0" encoding="utf-8"?>
-<w:glossaryDocument xmlns:wpc="http://schemas.microsoft.com/office/word/2010/wordprocessingCanvas" xmlns:mc="http://schemas.openxmlformats.org/markup-compatibility/2006" xmlns:o="urn:schemas-microsoft-com:office:office" xmlns:r="http://schemas.openxmlformats.org/officeDocument/2006/relationships" xmlns:m="http://schemas.openxmlformats.org/officeDocument/2006/math" xmlns:v="urn:schemas-microsoft-com:vml" xmlns:wp14="http://schemas.microsoft.com/office/word/2010/wordprocessingDrawing" xmlns:wp="http://schemas.openxmlformats.org/drawingml/2006/wordprocessingDrawing" xmlns:w10="urn:schemas-microsoft-com:office:word" xmlns:w="http://schemas.openxmlformats.org/wordprocessingml/2006/main" xmlns:w14="http://schemas.microsoft.com/office/word/2010/wordml" xmlns:w15="http://schemas.microsoft.com/office/word/2012/wordml" xmlns:wpg="http://schemas.microsoft.com/office/word/2010/wordprocessingGroup" xmlns:wpi="http://schemas.microsoft.com/office/word/2010/wordprocessingInk" xmlns:wne="http://schemas.microsoft.com/office/word/2006/wordml" xmlns:wps="http://schemas.microsoft.com/office/word/2010/wordprocessingShape" mc:Ignorable="w14 w15 wp14">
+<w:glossaryDocument xmlns:wpc="http://schemas.microsoft.com/office/word/2010/wordprocessingCanvas" xmlns:cx="http://schemas.microsoft.com/office/drawing/2014/chartex" xmlns:cx1="http://schemas.microsoft.com/office/drawing/2015/9/8/chartex" xmlns:cx2="http://schemas.microsoft.com/office/drawing/2015/10/21/chartex" xmlns:cx3="http://schemas.microsoft.com/office/drawing/2016/5/9/chartex" xmlns:cx4="http://schemas.microsoft.com/office/drawing/2016/5/10/chartex" xmlns:cx5="http://schemas.microsoft.com/office/drawing/2016/5/11/chartex" xmlns:cx6="http://schemas.microsoft.com/office/drawing/2016/5/12/chartex" xmlns:cx7="http://schemas.microsoft.com/office/drawing/2016/5/13/chartex" xmlns:cx8="http://schemas.microsoft.com/office/drawing/2016/5/14/chartex" xmlns:mc="http://schemas.openxmlformats.org/markup-compatibility/2006" xmlns:aink="http://schemas.microsoft.com/office/drawing/2016/ink" xmlns:am3d="http://schemas.microsoft.com/office/drawing/2017/model3d" xmlns:o="urn:schemas-microsoft-com:office:office" xmlns:r="http://schemas.openxmlformats.org/officeDocument/2006/relationships" xmlns:m="http://schemas.openxmlformats.org/officeDocument/2006/math" xmlns:v="urn:schemas-microsoft-com:vml" xmlns:wp14="http://schemas.microsoft.com/office/word/2010/wordprocessingDrawing" xmlns:wp="http://schemas.openxmlformats.org/drawingml/2006/wordprocessingDrawing" xmlns:w10="urn:schemas-microsoft-com:office:word" xmlns:w="http://schemas.openxmlformats.org/wordprocessingml/2006/main" xmlns:w14="http://schemas.microsoft.com/office/word/2010/wordml" xmlns:w15="http://schemas.microsoft.com/office/word/2012/wordml" xmlns:w16cex="http://schemas.microsoft.com/office/word/2018/wordml/cex" xmlns:w16cid="http://schemas.microsoft.com/office/word/2016/wordml/cid" xmlns:w16="http://schemas.microsoft.com/office/word/2018/wordml" xmlns:w16sdtdh="http://schemas.microsoft.com/office/word/2020/wordml/sdtdatahash" xmlns:w16se="http://schemas.microsoft.com/office/word/2015/wordml/symex" xmlns:wpg="http://schemas.microsoft.com/office/word/2010/wordprocessingGroup" xmlns:wpi="http://schemas.microsoft.com/office/word/2010/wordprocessingInk" xmlns:wne="http://schemas.microsoft.com/office/word/2006/wordml" xmlns:wps="http://schemas.microsoft.com/office/word/2010/wordprocessingShape" mc:Ignorable="w14 w15 w16se w16cid w16 w16cex w16sdtdh wp14">
   <w:docParts>
     <w:docPart>
       <w:docPartPr>
@@ -3543,7 +4023,7 @@
 </file>
 
 <file path=word/glossary/fontTable.xml><?xml version="1.0" encoding="utf-8"?>
-<w:fonts xmlns:mc="http://schemas.openxmlformats.org/markup-compatibility/2006" xmlns:r="http://schemas.openxmlformats.org/officeDocument/2006/relationships" xmlns:w="http://schemas.openxmlformats.org/wordprocessingml/2006/main" xmlns:w14="http://schemas.microsoft.com/office/word/2010/wordml" xmlns:w15="http://schemas.microsoft.com/office/word/2012/wordml" mc:Ignorable="w14 w15">
+<w:fonts xmlns:mc="http://schemas.openxmlformats.org/markup-compatibility/2006" xmlns:r="http://schemas.openxmlformats.org/officeDocument/2006/relationships" xmlns:w="http://schemas.openxmlformats.org/wordprocessingml/2006/main" xmlns:w14="http://schemas.microsoft.com/office/word/2010/wordml" xmlns:w15="http://schemas.microsoft.com/office/word/2012/wordml" xmlns:w16cex="http://schemas.microsoft.com/office/word/2018/wordml/cex" xmlns:w16cid="http://schemas.microsoft.com/office/word/2016/wordml/cid" xmlns:w16="http://schemas.microsoft.com/office/word/2018/wordml" xmlns:w16sdtdh="http://schemas.microsoft.com/office/word/2020/wordml/sdtdatahash" xmlns:w16se="http://schemas.microsoft.com/office/word/2015/wordml/symex" mc:Ignorable="w14 w15 w16se w16cid w16 w16cex w16sdtdh">
   <w:font w:name="Symbol">
     <w:panose1 w:val="05050102010706020507"/>
     <w:charset w:val="02"/>
@@ -3604,7 +4084,7 @@
 </file>
 
 <file path=word/glossary/settings.xml><?xml version="1.0" encoding="utf-8"?>
-<w:settings xmlns:mc="http://schemas.openxmlformats.org/markup-compatibility/2006" xmlns:o="urn:schemas-microsoft-com:office:office" xmlns:r="http://schemas.openxmlformats.org/officeDocument/2006/relationships" xmlns:m="http://schemas.openxmlformats.org/officeDocument/2006/math" xmlns:v="urn:schemas-microsoft-com:vml" xmlns:w10="urn:schemas-microsoft-com:office:word" xmlns:w="http://schemas.openxmlformats.org/wordprocessingml/2006/main" xmlns:w14="http://schemas.microsoft.com/office/word/2010/wordml" xmlns:w15="http://schemas.microsoft.com/office/word/2012/wordml" xmlns:sl="http://schemas.openxmlformats.org/schemaLibrary/2006/main" mc:Ignorable="w14 w15">
+<w:settings xmlns:mc="http://schemas.openxmlformats.org/markup-compatibility/2006" xmlns:o="urn:schemas-microsoft-com:office:office" xmlns:r="http://schemas.openxmlformats.org/officeDocument/2006/relationships" xmlns:m="http://schemas.openxmlformats.org/officeDocument/2006/math" xmlns:v="urn:schemas-microsoft-com:vml" xmlns:w10="urn:schemas-microsoft-com:office:word" xmlns:w="http://schemas.openxmlformats.org/wordprocessingml/2006/main" xmlns:w14="http://schemas.microsoft.com/office/word/2010/wordml" xmlns:w15="http://schemas.microsoft.com/office/word/2012/wordml" xmlns:w16cex="http://schemas.microsoft.com/office/word/2018/wordml/cex" xmlns:w16cid="http://schemas.microsoft.com/office/word/2016/wordml/cid" xmlns:w16="http://schemas.microsoft.com/office/word/2018/wordml" xmlns:w16sdtdh="http://schemas.microsoft.com/office/word/2020/wordml/sdtdatahash" xmlns:w16se="http://schemas.microsoft.com/office/word/2015/wordml/symex" xmlns:sl="http://schemas.openxmlformats.org/schemaLibrary/2006/main" mc:Ignorable="w14 w15 w16se w16cid w16 w16cex w16sdtdh">
   <w:view w:val="normal"/>
   <w:revisionView w:inkAnnotations="0"/>
   <w:defaultTabStop w:val="708"/>
@@ -3617,6 +4097,7 @@
     <w:compatSetting w:name="enableOpenTypeFeatures" w:uri="http://schemas.microsoft.com/office/word" w:val="1"/>
     <w:compatSetting w:name="doNotFlipMirrorIndents" w:uri="http://schemas.microsoft.com/office/word" w:val="1"/>
     <w:compatSetting w:name="differentiateMultirowTableHeaders" w:uri="http://schemas.microsoft.com/office/word" w:val="1"/>
+    <w:compatSetting w:name="useWord2013TrackBottomHyphenation" w:uri="http://schemas.microsoft.com/office/word" w:val="1"/>
   </w:compat>
   <w:rsids>
     <w:rsidRoot w:val="003C1E1D"/>
@@ -3642,6 +4123,7 @@
     <w:rsid w:val="00C450CF"/>
     <w:rsid w:val="00D32ED5"/>
     <w:rsid w:val="00D76615"/>
+    <w:rsid w:val="00EA7E61"/>
     <w:rsid w:val="00F95822"/>
     <w:rsid w:val="00FC1F62"/>
   </w:rsids>
@@ -3667,7 +4149,7 @@
 </file>
 
 <file path=word/glossary/styles.xml><?xml version="1.0" encoding="utf-8"?>
-<w:styles xmlns:mc="http://schemas.openxmlformats.org/markup-compatibility/2006" xmlns:r="http://schemas.openxmlformats.org/officeDocument/2006/relationships" xmlns:w="http://schemas.openxmlformats.org/wordprocessingml/2006/main" xmlns:w14="http://schemas.microsoft.com/office/word/2010/wordml" xmlns:w15="http://schemas.microsoft.com/office/word/2012/wordml" mc:Ignorable="w14 w15">
+<w:styles xmlns:mc="http://schemas.openxmlformats.org/markup-compatibility/2006" xmlns:r="http://schemas.openxmlformats.org/officeDocument/2006/relationships" xmlns:w="http://schemas.openxmlformats.org/wordprocessingml/2006/main" xmlns:w14="http://schemas.microsoft.com/office/word/2010/wordml" xmlns:w15="http://schemas.microsoft.com/office/word/2012/wordml" xmlns:w16cex="http://schemas.microsoft.com/office/word/2018/wordml/cex" xmlns:w16cid="http://schemas.microsoft.com/office/word/2016/wordml/cid" xmlns:w16="http://schemas.microsoft.com/office/word/2018/wordml" xmlns:w16sdtdh="http://schemas.microsoft.com/office/word/2020/wordml/sdtdatahash" xmlns:w16se="http://schemas.microsoft.com/office/word/2015/wordml/symex" mc:Ignorable="w14 w15 w16se w16cid w16 w16cex w16sdtdh">
   <w:docDefaults>
     <w:rPrDefault>
       <w:rPr>
@@ -3683,7 +4165,7 @@
       </w:pPr>
     </w:pPrDefault>
   </w:docDefaults>
-  <w:latentStyles w:defLockedState="0" w:defUIPriority="99" w:defSemiHidden="0" w:defUnhideWhenUsed="0" w:defQFormat="0" w:count="371">
+  <w:latentStyles w:defLockedState="0" w:defUIPriority="99" w:defSemiHidden="0" w:defUnhideWhenUsed="0" w:defQFormat="0" w:count="376">
     <w:lsdException w:name="Normal" w:uiPriority="0" w:qFormat="1"/>
     <w:lsdException w:name="heading 1" w:uiPriority="9" w:qFormat="1"/>
     <w:lsdException w:name="heading 2" w:semiHidden="1" w:uiPriority="9" w:unhideWhenUsed="1" w:qFormat="1"/>
@@ -3789,7 +4271,6 @@
     <w:lsdException w:name="HTML Sample" w:semiHidden="1" w:unhideWhenUsed="1"/>
     <w:lsdException w:name="HTML Typewriter" w:semiHidden="1" w:unhideWhenUsed="1"/>
     <w:lsdException w:name="HTML Variable" w:semiHidden="1" w:unhideWhenUsed="1"/>
-    <w:lsdException w:name="Normal Table" w:semiHidden="1" w:unhideWhenUsed="1"/>
     <w:lsdException w:name="annotation subject" w:semiHidden="1" w:unhideWhenUsed="1"/>
     <w:lsdException w:name="No List" w:semiHidden="1" w:unhideWhenUsed="1"/>
     <w:lsdException w:name="Outline List 1" w:semiHidden="1" w:unhideWhenUsed="1"/>
@@ -3832,11 +4313,8 @@
     <w:lsdException w:name="Table Contemporary" w:semiHidden="1" w:unhideWhenUsed="1"/>
     <w:lsdException w:name="Table Elegant" w:semiHidden="1" w:unhideWhenUsed="1"/>
     <w:lsdException w:name="Table Professional" w:semiHidden="1" w:unhideWhenUsed="1"/>
-    <w:lsdException w:name="Table Subtle 1" w:semiHidden="1" w:unhideWhenUsed="1"/>
     <w:lsdException w:name="Table Subtle 2" w:semiHidden="1" w:unhideWhenUsed="1"/>
     <w:lsdException w:name="Table Web 1" w:semiHidden="1" w:unhideWhenUsed="1"/>
-    <w:lsdException w:name="Table Web 2" w:semiHidden="1" w:unhideWhenUsed="1"/>
-    <w:lsdException w:name="Table Web 3" w:semiHidden="1" w:unhideWhenUsed="1"/>
     <w:lsdException w:name="Balloon Text" w:semiHidden="1" w:unhideWhenUsed="1"/>
     <w:lsdException w:name="Table Grid" w:uiPriority="39"/>
     <w:lsdException w:name="Table Theme" w:semiHidden="1" w:unhideWhenUsed="1"/>
@@ -4055,6 +4533,11 @@
     <w:lsdException w:name="List Table 5 Dark Accent 6" w:uiPriority="50"/>
     <w:lsdException w:name="List Table 6 Colorful Accent 6" w:uiPriority="51"/>
     <w:lsdException w:name="List Table 7 Colorful Accent 6" w:uiPriority="52"/>
+    <w:lsdException w:name="Mention" w:semiHidden="1" w:unhideWhenUsed="1"/>
+    <w:lsdException w:name="Smart Hyperlink" w:semiHidden="1" w:unhideWhenUsed="1"/>
+    <w:lsdException w:name="Hashtag" w:semiHidden="1" w:unhideWhenUsed="1"/>
+    <w:lsdException w:name="Unresolved Mention" w:semiHidden="1" w:unhideWhenUsed="1"/>
+    <w:lsdException w:name="Smart Link" w:semiHidden="1" w:unhideWhenUsed="1"/>
   </w:latentStyles>
   <w:style w:type="paragraph" w:default="1" w:styleId="Normal">
     <w:name w:val="Normal"/>
@@ -4087,9 +4570,6 @@
     <w:semiHidden/>
     <w:unhideWhenUsed/>
   </w:style>
-  <w:style w:type="paragraph" w:customStyle="1" w:styleId="CC40523E6A9E4F12BE1FC001AD6EDE0B">
-    <w:name w:val="CC40523E6A9E4F12BE1FC001AD6EDE0B"/>
-  </w:style>
   <w:style w:type="paragraph" w:customStyle="1" w:styleId="E914DB9B81AE47DDB5A0D55CB0F3A877">
     <w:name w:val="E914DB9B81AE47DDB5A0D55CB0F3A877"/>
   </w:style>
@@ -4103,22 +4583,11 @@
       <w:color w:val="808080"/>
     </w:rPr>
   </w:style>
-  <w:style w:type="paragraph" w:customStyle="1" w:styleId="29BB6A730EFF4C39BCBEDBD76ECAB86B">
-    <w:name w:val="29BB6A730EFF4C39BCBEDBD76ECAB86B"/>
-  </w:style>
-  <w:style w:type="paragraph" w:customStyle="1" w:styleId="8F9B3AE71F424627B2C92E9D24663FF5">
-    <w:name w:val="8F9B3AE71F424627B2C92E9D24663FF5"/>
-    <w:rsid w:val="00175C27"/>
-  </w:style>
-  <w:style w:type="paragraph" w:customStyle="1" w:styleId="94467B86B9384F6097C83B9B83099123">
-    <w:name w:val="94467B86B9384F6097C83B9B83099123"/>
-    <w:rsid w:val="00175C27"/>
-  </w:style>
 </w:styles>
 </file>
 
 <file path=word/glossary/webSettings.xml><?xml version="1.0" encoding="utf-8"?>
-<w:webSettings xmlns:mc="http://schemas.openxmlformats.org/markup-compatibility/2006" xmlns:r="http://schemas.openxmlformats.org/officeDocument/2006/relationships" xmlns:w="http://schemas.openxmlformats.org/wordprocessingml/2006/main" xmlns:w14="http://schemas.microsoft.com/office/word/2010/wordml" xmlns:w15="http://schemas.microsoft.com/office/word/2012/wordml" mc:Ignorable="w14 w15">
+<w:webSettings xmlns:mc="http://schemas.openxmlformats.org/markup-compatibility/2006" xmlns:r="http://schemas.openxmlformats.org/officeDocument/2006/relationships" xmlns:w="http://schemas.openxmlformats.org/wordprocessingml/2006/main" xmlns:w14="http://schemas.microsoft.com/office/word/2010/wordml" xmlns:w15="http://schemas.microsoft.com/office/word/2012/wordml" xmlns:w16cex="http://schemas.microsoft.com/office/word/2018/wordml/cex" xmlns:w16cid="http://schemas.microsoft.com/office/word/2016/wordml/cid" xmlns:w16="http://schemas.microsoft.com/office/word/2018/wordml" xmlns:w16sdtdh="http://schemas.microsoft.com/office/word/2020/wordml/sdtdatahash" xmlns:w16se="http://schemas.microsoft.com/office/word/2015/wordml/symex" mc:Ignorable="w14 w15 w16se w16cid w16 w16cex w16sdtdh">
   <w:optimizeForBrowser/>
   <w:allowPNG/>
 </w:webSettings>
@@ -4386,6 +4855,10 @@
 </file>
 
 <file path=customXml/item1.xml><?xml version="1.0" encoding="utf-8"?>
+<b:Sources xmlns:b="http://schemas.openxmlformats.org/officeDocument/2006/bibliography" SelectedStyle="\apasixtheditionofficeonline.xsl" StyleName="APA" Version="6"/>
+</file>
+
+<file path=customXml/item2.xml><?xml version="1.0" encoding="utf-8"?>
 <?mso-contentType ?>
 <FormTemplates xmlns="http://schemas.microsoft.com/sharepoint/v3/contenttype/forms">
   <Display>DocumentLibraryForm</Display>
@@ -4394,22 +4867,18 @@
 </FormTemplates>
 </file>
 
-<file path=customXml/item2.xml><?xml version="1.0" encoding="utf-8"?>
-<b:Sources xmlns:b="http://schemas.openxmlformats.org/officeDocument/2006/bibliography" SelectedStyle="\apasixtheditionofficeonline.xsl" StyleName="APA" Version="6"/>
+<file path=customXml/itemProps1.xml><?xml version="1.0" encoding="utf-8"?>
+<ds:datastoreItem xmlns:ds="http://schemas.openxmlformats.org/officeDocument/2006/customXml" ds:itemID="{73EEB482-D733-4E3C-8363-75EAB9718A37}">
+  <ds:schemaRefs>
+    <ds:schemaRef ds:uri="http://schemas.openxmlformats.org/officeDocument/2006/bibliography"/>
+  </ds:schemaRefs>
+</ds:datastoreItem>
 </file>
 
-<file path=customXml/itemProps1.xml><?xml version="1.0" encoding="utf-8"?>
+<file path=customXml/itemProps2.xml><?xml version="1.0" encoding="utf-8"?>
 <ds:datastoreItem xmlns:ds="http://schemas.openxmlformats.org/officeDocument/2006/customXml" ds:itemID="{EE371770-17E6-4153-B66C-5ABDCB7E1816}">
   <ds:schemaRefs>
     <ds:schemaRef ds:uri="http://schemas.microsoft.com/sharepoint/v3/contenttype/forms"/>
   </ds:schemaRefs>
 </ds:datastoreItem>
-</file>
-
-<file path=customXml/itemProps2.xml><?xml version="1.0" encoding="utf-8"?>
-<ds:datastoreItem xmlns:ds="http://schemas.openxmlformats.org/officeDocument/2006/customXml" ds:itemID="{73EEB482-D733-4E3C-8363-75EAB9718A37}">
-  <ds:schemaRefs>
-    <ds:schemaRef ds:uri="http://schemas.openxmlformats.org/officeDocument/2006/bibliography"/>
-  </ds:schemaRefs>
-</ds:datastoreItem>
 </file>